--- a/毕业设计/MyProject/20.西安电子科技大学本科毕业设计（论文）周记3.docx
+++ b/毕业设计/MyProject/20.西安电子科技大学本科毕业设计（论文）周记3.docx
@@ -264,7 +264,6 @@
                 <w:sz w:val="24"/>
               </w:rPr>
             </w:pPr>
-            <w:proofErr w:type="gramStart"/>
             <w:r>
               <w:rPr>
                 <w:rFonts w:hint="eastAsia"/>
@@ -273,7 +272,6 @@
               </w:rPr>
               <w:t>王舒贤</w:t>
             </w:r>
-            <w:proofErr w:type="gramEnd"/>
           </w:p>
         </w:tc>
         <w:tc>
@@ -375,7 +373,6 @@
                 <w:sz w:val="24"/>
               </w:rPr>
             </w:pPr>
-            <w:proofErr w:type="gramStart"/>
             <w:r>
               <w:rPr>
                 <w:rFonts w:hint="eastAsia"/>
@@ -384,7 +381,6 @@
               </w:rPr>
               <w:t>柴慧敏</w:t>
             </w:r>
-            <w:proofErr w:type="gramEnd"/>
           </w:p>
         </w:tc>
       </w:tr>
@@ -522,7 +518,6 @@
             <w:pPr>
               <w:spacing w:line="400" w:lineRule="exact"/>
               <w:rPr>
-                <w:rFonts w:hint="eastAsia"/>
                 <w:sz w:val="24"/>
               </w:rPr>
             </w:pPr>
@@ -622,7 +617,6 @@
             <w:pPr>
               <w:spacing w:line="400" w:lineRule="exact"/>
               <w:rPr>
-                <w:rFonts w:hint="eastAsia"/>
                 <w:bCs/>
                 <w:sz w:val="24"/>
               </w:rPr>
@@ -733,7 +727,6 @@
             <w:pPr>
               <w:spacing w:line="400" w:lineRule="exact"/>
               <w:rPr>
-                <w:rFonts w:hint="eastAsia"/>
                 <w:bCs/>
                 <w:sz w:val="24"/>
               </w:rPr>
@@ -811,6 +804,14 @@
                 <w:sz w:val="24"/>
               </w:rPr>
             </w:pPr>
+            <w:r>
+              <w:rPr>
+                <w:rFonts w:hint="eastAsia"/>
+                <w:b/>
+                <w:sz w:val="24"/>
+              </w:rPr>
+              <w:t>强化学习相关知识需要进行系统学习</w:t>
+            </w:r>
           </w:p>
           <w:p>
             <w:pPr>
@@ -834,6 +835,25 @@
             <w:pPr>
               <w:spacing w:line="400" w:lineRule="exact"/>
               <w:rPr>
+                <w:rFonts w:hint="eastAsia"/>
+                <w:b/>
+                <w:sz w:val="24"/>
+              </w:rPr>
+            </w:pPr>
+          </w:p>
+          <w:p>
+            <w:pPr>
+              <w:spacing w:line="400" w:lineRule="exact"/>
+              <w:rPr>
+                <w:b/>
+                <w:sz w:val="24"/>
+              </w:rPr>
+            </w:pPr>
+          </w:p>
+          <w:p>
+            <w:pPr>
+              <w:spacing w:line="400" w:lineRule="exact"/>
+              <w:rPr>
                 <w:b/>
                 <w:szCs w:val="21"/>
               </w:rPr>
@@ -844,8 +864,7 @@
                 <w:b/>
                 <w:szCs w:val="21"/>
               </w:rPr>
-              <w:lastRenderedPageBreak/>
-              <w:t xml:space="preserve">                                                       </w:t>
+              <w:t xml:space="preserve">                                      </w:t>
             </w:r>
             <w:r>
               <w:rPr>
@@ -854,6 +873,59 @@
                 <w:szCs w:val="21"/>
               </w:rPr>
               <w:t>指导教师（签名）：</w:t>
+            </w:r>
+            <w:r>
+              <w:rPr>
+                <w:noProof/>
+              </w:rPr>
+              <w:drawing>
+                <wp:inline distT="0" distB="0" distL="0" distR="0" wp14:anchorId="43F3E447" wp14:editId="2163902C">
+                  <wp:extent cx="1997710" cy="778544"/>
+                  <wp:effectExtent l="0" t="0" r="2540" b="2540"/>
+                  <wp:docPr id="643603877" name="图片 1"/>
+                  <wp:cNvGraphicFramePr>
+                    <a:graphicFrameLocks xmlns:a="http://schemas.openxmlformats.org/drawingml/2006/main" noChangeAspect="1"/>
+                  </wp:cNvGraphicFramePr>
+                  <a:graphic xmlns:a="http://schemas.openxmlformats.org/drawingml/2006/main">
+                    <a:graphicData uri="http://schemas.openxmlformats.org/drawingml/2006/picture">
+                      <pic:pic xmlns:pic="http://schemas.openxmlformats.org/drawingml/2006/picture">
+                        <pic:nvPicPr>
+                          <pic:cNvPr id="0" name="Picture 1"/>
+                          <pic:cNvPicPr>
+                            <a:picLocks noChangeAspect="1" noChangeArrowheads="1"/>
+                          </pic:cNvPicPr>
+                        </pic:nvPicPr>
+                        <pic:blipFill>
+                          <a:blip r:embed="rId5" cstate="print">
+                            <a:extLst>
+                              <a:ext uri="{28A0092B-C50C-407E-A947-70E740481C1C}">
+                                <a14:useLocalDpi xmlns:a14="http://schemas.microsoft.com/office/drawing/2010/main" val="0"/>
+                              </a:ext>
+                            </a:extLst>
+                          </a:blip>
+                          <a:srcRect/>
+                          <a:stretch>
+                            <a:fillRect/>
+                          </a:stretch>
+                        </pic:blipFill>
+                        <pic:spPr bwMode="auto">
+                          <a:xfrm>
+                            <a:off x="0" y="0"/>
+                            <a:ext cx="2007754" cy="782458"/>
+                          </a:xfrm>
+                          <a:prstGeom prst="rect">
+                            <a:avLst/>
+                          </a:prstGeom>
+                          <a:noFill/>
+                          <a:ln>
+                            <a:noFill/>
+                          </a:ln>
+                        </pic:spPr>
+                      </pic:pic>
+                    </a:graphicData>
+                  </a:graphic>
+                </wp:inline>
+              </w:drawing>
             </w:r>
           </w:p>
           <w:p>
@@ -1379,6 +1451,7 @@
   <w:style w:type="character" w:default="1" w:styleId="a0">
     <w:name w:val="Default Paragraph Font"/>
     <w:uiPriority w:val="1"/>
+    <w:semiHidden/>
     <w:unhideWhenUsed/>
   </w:style>
   <w:style w:type="table" w:default="1" w:styleId="a1">
